--- a/Bug reports/UserRegistration.docx
+++ b/Bug reports/UserRegistration.docx
@@ -238,69 +238,14 @@
           <w:bCs/>
         </w:rPr>
       </w:pPr>
-      <w:r>
-        <w:rPr>
-          <w:b/>
-          <w:bCs/>
-        </w:rPr>
-        <w:t>Attachments</w:t>
-      </w:r>
-      <w:r>
-        <w:rPr>
-          <w:b/>
-          <w:bCs/>
-        </w:rPr>
-        <w:t>:</w:t>
-      </w:r>
-    </w:p>
-    <w:p>
-      <w:pPr>
-        <w:rPr>
-          <w:b/>
-          <w:bCs/>
-        </w:rPr>
-      </w:pPr>
-      <w:r>
-        <w:rPr>
-          <w:b/>
-          <w:bCs/>
-        </w:rPr>
-        <w:drawing>
-          <wp:inline distT="0" distB="0" distL="0" distR="0" wp14:anchorId="2CD575B7" wp14:editId="400FF7B5">
-            <wp:extent cx="4402015" cy="1984955"/>
-            <wp:effectExtent l="0" t="0" r="0" b="0"/>
-            <wp:docPr id="2141618782" name="Picture 1"/>
-            <wp:cNvGraphicFramePr>
-              <a:graphicFrameLocks xmlns:a="http://schemas.openxmlformats.org/drawingml/2006/main" noChangeAspect="1"/>
-            </wp:cNvGraphicFramePr>
-            <a:graphic xmlns:a="http://schemas.openxmlformats.org/drawingml/2006/main">
-              <a:graphicData uri="http://schemas.openxmlformats.org/drawingml/2006/picture">
-                <pic:pic xmlns:pic="http://schemas.openxmlformats.org/drawingml/2006/picture">
-                  <pic:nvPicPr>
-                    <pic:cNvPr id="2141618782" name=""/>
-                    <pic:cNvPicPr/>
-                  </pic:nvPicPr>
-                  <pic:blipFill>
-                    <a:blip r:embed="rId5"/>
-                    <a:stretch>
-                      <a:fillRect/>
-                    </a:stretch>
-                  </pic:blipFill>
-                  <pic:spPr>
-                    <a:xfrm>
-                      <a:off x="0" y="0"/>
-                      <a:ext cx="4411281" cy="1989133"/>
-                    </a:xfrm>
-                    <a:prstGeom prst="rect">
-                      <a:avLst/>
-                    </a:prstGeom>
-                  </pic:spPr>
-                </pic:pic>
-              </a:graphicData>
-            </a:graphic>
-          </wp:inline>
-        </w:drawing>
-      </w:r>
+    </w:p>
+    <w:p>
+      <w:pPr>
+        <w:rPr>
+          <w:b/>
+          <w:bCs/>
+        </w:rPr>
+      </w:pPr>
       <w:r>
         <w:rPr>
           <w:b/>
@@ -431,6 +376,7 @@
     </w:p>
     <w:p>
       <w:r>
+        <w:lastRenderedPageBreak/>
         <w:t>System accepts last name containing numeric and special characters (e.g., Jindal!2).</w:t>
       </w:r>
     </w:p>
@@ -725,92 +671,92 @@
           <w:b/>
           <w:bCs/>
         </w:rPr>
+        <w:t>BUG 3</w:t>
+      </w:r>
+    </w:p>
+    <w:p>
+      <w:pPr>
+        <w:rPr>
+          <w:b/>
+          <w:bCs/>
+        </w:rPr>
+      </w:pPr>
+      <w:r>
+        <w:rPr>
+          <w:b/>
+          <w:bCs/>
+        </w:rPr>
+        <w:t xml:space="preserve">Bug ID: </w:t>
+      </w:r>
+    </w:p>
+    <w:p>
+      <w:pPr>
+        <w:rPr>
+          <w:b/>
+          <w:bCs/>
+        </w:rPr>
+      </w:pPr>
+      <w:r>
+        <w:rPr>
+          <w:b/>
+          <w:bCs/>
+        </w:rPr>
+        <w:t xml:space="preserve">Bug </w:t>
+      </w:r>
+      <w:r>
+        <w:rPr>
+          <w:b/>
+          <w:bCs/>
+        </w:rPr>
+        <w:t>Summary:</w:t>
+      </w:r>
+    </w:p>
+    <w:p>
+      <w:r>
+        <w:t>Telephone field is missing on Registration page</w:t>
+      </w:r>
+    </w:p>
+    <w:p>
+      <w:pPr>
+        <w:rPr>
+          <w:b/>
+          <w:bCs/>
+        </w:rPr>
+      </w:pPr>
+      <w:r>
+        <w:rPr>
+          <w:rFonts w:ascii="Times New Roman" w:hAnsi="Times New Roman" w:cs="Times New Roman"/>
+          <w:b/>
+          <w:bCs/>
+        </w:rPr>
+        <w:t xml:space="preserve">Bug </w:t>
+      </w:r>
+      <w:r>
+        <w:rPr>
+          <w:b/>
+          <w:bCs/>
+        </w:rPr>
+        <w:t>Description:</w:t>
+      </w:r>
+    </w:p>
+    <w:p>
+      <w:r>
+        <w:t>Telephone field is not available on the Registration page, though it is part of the requirement and test cases.</w:t>
+      </w:r>
+    </w:p>
+    <w:p>
+      <w:pPr>
+        <w:rPr>
+          <w:b/>
+          <w:bCs/>
+        </w:rPr>
+      </w:pPr>
+      <w:r>
+        <w:rPr>
+          <w:b/>
+          <w:bCs/>
+        </w:rPr>
         <w:lastRenderedPageBreak/>
-        <w:t>BUG 3</w:t>
-      </w:r>
-    </w:p>
-    <w:p>
-      <w:pPr>
-        <w:rPr>
-          <w:b/>
-          <w:bCs/>
-        </w:rPr>
-      </w:pPr>
-      <w:r>
-        <w:rPr>
-          <w:b/>
-          <w:bCs/>
-        </w:rPr>
-        <w:t xml:space="preserve">Bug ID: </w:t>
-      </w:r>
-    </w:p>
-    <w:p>
-      <w:pPr>
-        <w:rPr>
-          <w:b/>
-          <w:bCs/>
-        </w:rPr>
-      </w:pPr>
-      <w:r>
-        <w:rPr>
-          <w:b/>
-          <w:bCs/>
-        </w:rPr>
-        <w:t xml:space="preserve">Bug </w:t>
-      </w:r>
-      <w:r>
-        <w:rPr>
-          <w:b/>
-          <w:bCs/>
-        </w:rPr>
-        <w:t>Summary:</w:t>
-      </w:r>
-    </w:p>
-    <w:p>
-      <w:r>
-        <w:t>Telephone field is missing on Registration page</w:t>
-      </w:r>
-    </w:p>
-    <w:p>
-      <w:pPr>
-        <w:rPr>
-          <w:b/>
-          <w:bCs/>
-        </w:rPr>
-      </w:pPr>
-      <w:r>
-        <w:rPr>
-          <w:rFonts w:ascii="Times New Roman" w:hAnsi="Times New Roman" w:cs="Times New Roman"/>
-          <w:b/>
-          <w:bCs/>
-        </w:rPr>
-        <w:t xml:space="preserve">Bug </w:t>
-      </w:r>
-      <w:r>
-        <w:rPr>
-          <w:b/>
-          <w:bCs/>
-        </w:rPr>
-        <w:t>Description:</w:t>
-      </w:r>
-    </w:p>
-    <w:p>
-      <w:r>
-        <w:t>Telephone field is not available on the Registration page, though it is part of the requirement and test cases.</w:t>
-      </w:r>
-    </w:p>
-    <w:p>
-      <w:pPr>
-        <w:rPr>
-          <w:b/>
-          <w:bCs/>
-        </w:rPr>
-      </w:pPr>
-      <w:r>
-        <w:rPr>
-          <w:b/>
-          <w:bCs/>
-        </w:rPr>
         <w:t>Steps to Reproduce:</w:t>
       </w:r>
     </w:p>
@@ -935,123 +881,115 @@
           <w:bCs/>
         </w:rPr>
       </w:pPr>
-      <w:r>
-        <w:rPr>
-          <w:b/>
-          <w:bCs/>
-        </w:rPr>
-        <w:t>Attachments:</w:t>
-      </w:r>
-    </w:p>
-    <w:p>
-      <w:pPr>
-        <w:rPr>
-          <w:b/>
-          <w:bCs/>
-        </w:rPr>
-      </w:pPr>
-    </w:p>
-    <w:p>
-      <w:pPr>
-        <w:rPr>
-          <w:b/>
-          <w:bCs/>
-        </w:rPr>
-      </w:pPr>
-    </w:p>
-    <w:p>
-      <w:pPr>
-        <w:rPr>
-          <w:b/>
-          <w:bCs/>
-        </w:rPr>
-      </w:pPr>
-    </w:p>
-    <w:p>
-      <w:pPr>
-        <w:rPr>
-          <w:b/>
-          <w:bCs/>
-        </w:rPr>
-      </w:pPr>
-    </w:p>
-    <w:p>
-      <w:pPr>
-        <w:rPr>
-          <w:b/>
-          <w:bCs/>
-        </w:rPr>
-      </w:pPr>
-    </w:p>
-    <w:p>
-      <w:pPr>
-        <w:rPr>
-          <w:b/>
-          <w:bCs/>
-        </w:rPr>
-      </w:pPr>
-    </w:p>
-    <w:p>
-      <w:pPr>
-        <w:rPr>
-          <w:b/>
-          <w:bCs/>
-        </w:rPr>
-      </w:pPr>
-    </w:p>
-    <w:p>
-      <w:pPr>
-        <w:rPr>
-          <w:b/>
-          <w:bCs/>
-        </w:rPr>
-      </w:pPr>
-    </w:p>
-    <w:p>
-      <w:pPr>
-        <w:rPr>
-          <w:b/>
-          <w:bCs/>
-        </w:rPr>
-      </w:pPr>
-    </w:p>
-    <w:p>
-      <w:pPr>
-        <w:rPr>
-          <w:b/>
-          <w:bCs/>
-        </w:rPr>
-      </w:pPr>
-    </w:p>
-    <w:p>
-      <w:pPr>
-        <w:rPr>
-          <w:b/>
-          <w:bCs/>
-        </w:rPr>
-      </w:pPr>
-    </w:p>
-    <w:p>
-      <w:pPr>
-        <w:rPr>
-          <w:b/>
-          <w:bCs/>
-        </w:rPr>
-      </w:pPr>
-    </w:p>
-    <w:p>
-      <w:pPr>
-        <w:rPr>
-          <w:b/>
-          <w:bCs/>
-        </w:rPr>
-      </w:pPr>
-      <w:r>
-        <w:rPr>
-          <w:b/>
-          <w:bCs/>
-        </w:rPr>
-        <w:lastRenderedPageBreak/>
+    </w:p>
+    <w:p>
+      <w:pPr>
+        <w:rPr>
+          <w:b/>
+          <w:bCs/>
+        </w:rPr>
+      </w:pPr>
+    </w:p>
+    <w:p>
+      <w:pPr>
+        <w:rPr>
+          <w:b/>
+          <w:bCs/>
+        </w:rPr>
+      </w:pPr>
+    </w:p>
+    <w:p>
+      <w:pPr>
+        <w:rPr>
+          <w:b/>
+          <w:bCs/>
+        </w:rPr>
+      </w:pPr>
+    </w:p>
+    <w:p>
+      <w:pPr>
+        <w:rPr>
+          <w:b/>
+          <w:bCs/>
+        </w:rPr>
+      </w:pPr>
+    </w:p>
+    <w:p>
+      <w:pPr>
+        <w:rPr>
+          <w:b/>
+          <w:bCs/>
+        </w:rPr>
+      </w:pPr>
+    </w:p>
+    <w:p>
+      <w:pPr>
+        <w:rPr>
+          <w:b/>
+          <w:bCs/>
+        </w:rPr>
+      </w:pPr>
+    </w:p>
+    <w:p>
+      <w:pPr>
+        <w:rPr>
+          <w:b/>
+          <w:bCs/>
+        </w:rPr>
+      </w:pPr>
+    </w:p>
+    <w:p>
+      <w:pPr>
+        <w:rPr>
+          <w:b/>
+          <w:bCs/>
+        </w:rPr>
+      </w:pPr>
+    </w:p>
+    <w:p>
+      <w:pPr>
+        <w:rPr>
+          <w:b/>
+          <w:bCs/>
+        </w:rPr>
+      </w:pPr>
+    </w:p>
+    <w:p>
+      <w:pPr>
+        <w:rPr>
+          <w:b/>
+          <w:bCs/>
+        </w:rPr>
+      </w:pPr>
+    </w:p>
+    <w:p>
+      <w:pPr>
+        <w:rPr>
+          <w:b/>
+          <w:bCs/>
+        </w:rPr>
+      </w:pPr>
+    </w:p>
+    <w:p>
+      <w:pPr>
+        <w:rPr>
+          <w:b/>
+          <w:bCs/>
+        </w:rPr>
+      </w:pPr>
+    </w:p>
+    <w:p>
+      <w:pPr>
+        <w:rPr>
+          <w:b/>
+          <w:bCs/>
+        </w:rPr>
+      </w:pPr>
+      <w:r>
+        <w:rPr>
+          <w:b/>
+          <w:bCs/>
+        </w:rPr>
         <w:t>BUG 4</w:t>
       </w:r>
     </w:p>
@@ -1147,6 +1085,7 @@
         </w:numPr>
       </w:pPr>
       <w:r>
+        <w:lastRenderedPageBreak/>
         <w:t>Navigate to Registration page</w:t>
       </w:r>
     </w:p>
@@ -1293,121 +1232,99 @@
           <w:bCs/>
         </w:rPr>
       </w:pPr>
-      <w:r>
-        <w:rPr>
-          <w:b/>
-          <w:bCs/>
-        </w:rPr>
-        <w:t>A</w:t>
-      </w:r>
-      <w:r>
-        <w:rPr>
-          <w:b/>
-          <w:bCs/>
-        </w:rPr>
-        <w:t>t</w:t>
-      </w:r>
-      <w:r>
-        <w:rPr>
-          <w:b/>
-          <w:bCs/>
-        </w:rPr>
-        <w:t>tachments:</w:t>
-      </w:r>
-    </w:p>
-    <w:p>
-      <w:pPr>
-        <w:rPr>
-          <w:b/>
-          <w:bCs/>
-        </w:rPr>
-      </w:pPr>
-    </w:p>
-    <w:p>
-      <w:pPr>
-        <w:rPr>
-          <w:b/>
-          <w:bCs/>
-        </w:rPr>
-      </w:pPr>
-    </w:p>
-    <w:p>
-      <w:pPr>
-        <w:rPr>
-          <w:b/>
-          <w:bCs/>
-        </w:rPr>
-      </w:pPr>
-    </w:p>
-    <w:p>
-      <w:pPr>
-        <w:rPr>
-          <w:b/>
-          <w:bCs/>
-        </w:rPr>
-      </w:pPr>
-    </w:p>
-    <w:p>
-      <w:pPr>
-        <w:rPr>
-          <w:b/>
-          <w:bCs/>
-        </w:rPr>
-      </w:pPr>
-    </w:p>
-    <w:p>
-      <w:pPr>
-        <w:rPr>
-          <w:b/>
-          <w:bCs/>
-        </w:rPr>
-      </w:pPr>
-    </w:p>
-    <w:p>
-      <w:pPr>
-        <w:rPr>
-          <w:b/>
-          <w:bCs/>
-        </w:rPr>
-      </w:pPr>
-    </w:p>
-    <w:p>
-      <w:pPr>
-        <w:rPr>
-          <w:b/>
-          <w:bCs/>
-        </w:rPr>
-      </w:pPr>
-    </w:p>
-    <w:p>
-      <w:pPr>
-        <w:rPr>
-          <w:b/>
-          <w:bCs/>
-        </w:rPr>
-      </w:pPr>
-    </w:p>
-    <w:p>
-      <w:pPr>
-        <w:rPr>
-          <w:b/>
-          <w:bCs/>
-        </w:rPr>
-      </w:pPr>
-    </w:p>
-    <w:p>
-      <w:pPr>
-        <w:rPr>
-          <w:b/>
-          <w:bCs/>
-        </w:rPr>
-      </w:pPr>
-      <w:r>
-        <w:rPr>
-          <w:b/>
-          <w:bCs/>
-        </w:rPr>
-        <w:lastRenderedPageBreak/>
+    </w:p>
+    <w:p>
+      <w:pPr>
+        <w:rPr>
+          <w:b/>
+          <w:bCs/>
+        </w:rPr>
+      </w:pPr>
+    </w:p>
+    <w:p>
+      <w:pPr>
+        <w:rPr>
+          <w:b/>
+          <w:bCs/>
+        </w:rPr>
+      </w:pPr>
+    </w:p>
+    <w:p>
+      <w:pPr>
+        <w:rPr>
+          <w:b/>
+          <w:bCs/>
+        </w:rPr>
+      </w:pPr>
+    </w:p>
+    <w:p>
+      <w:pPr>
+        <w:rPr>
+          <w:b/>
+          <w:bCs/>
+        </w:rPr>
+      </w:pPr>
+    </w:p>
+    <w:p>
+      <w:pPr>
+        <w:rPr>
+          <w:b/>
+          <w:bCs/>
+        </w:rPr>
+      </w:pPr>
+    </w:p>
+    <w:p>
+      <w:pPr>
+        <w:rPr>
+          <w:b/>
+          <w:bCs/>
+        </w:rPr>
+      </w:pPr>
+    </w:p>
+    <w:p>
+      <w:pPr>
+        <w:rPr>
+          <w:b/>
+          <w:bCs/>
+        </w:rPr>
+      </w:pPr>
+    </w:p>
+    <w:p>
+      <w:pPr>
+        <w:rPr>
+          <w:b/>
+          <w:bCs/>
+        </w:rPr>
+      </w:pPr>
+    </w:p>
+    <w:p>
+      <w:pPr>
+        <w:rPr>
+          <w:b/>
+          <w:bCs/>
+        </w:rPr>
+      </w:pPr>
+    </w:p>
+    <w:p>
+      <w:pPr>
+        <w:rPr>
+          <w:b/>
+          <w:bCs/>
+        </w:rPr>
+      </w:pPr>
+    </w:p>
+    <w:p>
+      <w:pPr>
+        <w:rPr>
+          <w:b/>
+          <w:bCs/>
+        </w:rPr>
+      </w:pPr>
+      <w:r>
+        <w:rPr>
+          <w:b/>
+          <w:bCs/>
+        </w:rPr>
         <w:t>BUG 5</w:t>
       </w:r>
     </w:p>
@@ -1512,6 +1429,7 @@
         </w:numPr>
       </w:pPr>
       <w:r>
+        <w:lastRenderedPageBreak/>
         <w:t>Navigate to Registration page</w:t>
       </w:r>
     </w:p>
@@ -1638,145 +1556,123 @@
           <w:bCs/>
         </w:rPr>
       </w:pPr>
-      <w:r>
-        <w:rPr>
-          <w:b/>
-          <w:bCs/>
-        </w:rPr>
-        <w:t>A</w:t>
-      </w:r>
-      <w:r>
-        <w:rPr>
-          <w:b/>
-          <w:bCs/>
-        </w:rPr>
-        <w:t>tt</w:t>
-      </w:r>
-      <w:r>
-        <w:rPr>
-          <w:b/>
-          <w:bCs/>
-        </w:rPr>
-        <w:t>achments:</w:t>
-      </w:r>
-    </w:p>
-    <w:p>
-      <w:pPr>
-        <w:rPr>
-          <w:b/>
-          <w:bCs/>
-        </w:rPr>
-      </w:pPr>
-    </w:p>
-    <w:p>
-      <w:pPr>
-        <w:rPr>
-          <w:b/>
-          <w:bCs/>
-        </w:rPr>
-      </w:pPr>
-    </w:p>
-    <w:p>
-      <w:pPr>
-        <w:rPr>
-          <w:b/>
-          <w:bCs/>
-        </w:rPr>
-      </w:pPr>
-    </w:p>
-    <w:p>
-      <w:pPr>
-        <w:rPr>
-          <w:b/>
-          <w:bCs/>
-        </w:rPr>
-      </w:pPr>
-    </w:p>
-    <w:p>
-      <w:pPr>
-        <w:rPr>
-          <w:b/>
-          <w:bCs/>
-        </w:rPr>
-      </w:pPr>
-    </w:p>
-    <w:p>
-      <w:pPr>
-        <w:rPr>
-          <w:b/>
-          <w:bCs/>
-        </w:rPr>
-      </w:pPr>
-    </w:p>
-    <w:p>
-      <w:pPr>
-        <w:rPr>
-          <w:b/>
-          <w:bCs/>
-        </w:rPr>
-      </w:pPr>
-    </w:p>
-    <w:p>
-      <w:pPr>
-        <w:rPr>
-          <w:b/>
-          <w:bCs/>
-        </w:rPr>
-      </w:pPr>
-    </w:p>
-    <w:p>
-      <w:pPr>
-        <w:rPr>
-          <w:b/>
-          <w:bCs/>
-        </w:rPr>
-      </w:pPr>
-    </w:p>
-    <w:p>
-      <w:pPr>
-        <w:rPr>
-          <w:b/>
-          <w:bCs/>
-        </w:rPr>
-      </w:pPr>
-    </w:p>
-    <w:p>
-      <w:pPr>
-        <w:rPr>
-          <w:b/>
-          <w:bCs/>
-        </w:rPr>
-      </w:pPr>
-    </w:p>
-    <w:p>
-      <w:pPr>
-        <w:rPr>
-          <w:b/>
-          <w:bCs/>
-        </w:rPr>
-      </w:pPr>
-    </w:p>
-    <w:p>
-      <w:pPr>
-        <w:rPr>
-          <w:b/>
-          <w:bCs/>
-        </w:rPr>
-      </w:pPr>
-    </w:p>
-    <w:p>
-      <w:pPr>
-        <w:rPr>
-          <w:b/>
-          <w:bCs/>
-        </w:rPr>
-      </w:pPr>
-      <w:r>
-        <w:rPr>
-          <w:b/>
-          <w:bCs/>
-        </w:rPr>
-        <w:lastRenderedPageBreak/>
+    </w:p>
+    <w:p>
+      <w:pPr>
+        <w:rPr>
+          <w:b/>
+          <w:bCs/>
+        </w:rPr>
+      </w:pPr>
+    </w:p>
+    <w:p>
+      <w:pPr>
+        <w:rPr>
+          <w:b/>
+          <w:bCs/>
+        </w:rPr>
+      </w:pPr>
+    </w:p>
+    <w:p>
+      <w:pPr>
+        <w:rPr>
+          <w:b/>
+          <w:bCs/>
+        </w:rPr>
+      </w:pPr>
+    </w:p>
+    <w:p>
+      <w:pPr>
+        <w:rPr>
+          <w:b/>
+          <w:bCs/>
+        </w:rPr>
+      </w:pPr>
+    </w:p>
+    <w:p>
+      <w:pPr>
+        <w:rPr>
+          <w:b/>
+          <w:bCs/>
+        </w:rPr>
+      </w:pPr>
+    </w:p>
+    <w:p>
+      <w:pPr>
+        <w:rPr>
+          <w:b/>
+          <w:bCs/>
+        </w:rPr>
+      </w:pPr>
+    </w:p>
+    <w:p>
+      <w:pPr>
+        <w:rPr>
+          <w:b/>
+          <w:bCs/>
+        </w:rPr>
+      </w:pPr>
+    </w:p>
+    <w:p>
+      <w:pPr>
+        <w:rPr>
+          <w:b/>
+          <w:bCs/>
+        </w:rPr>
+      </w:pPr>
+    </w:p>
+    <w:p>
+      <w:pPr>
+        <w:rPr>
+          <w:b/>
+          <w:bCs/>
+        </w:rPr>
+      </w:pPr>
+    </w:p>
+    <w:p>
+      <w:pPr>
+        <w:rPr>
+          <w:b/>
+          <w:bCs/>
+        </w:rPr>
+      </w:pPr>
+    </w:p>
+    <w:p>
+      <w:pPr>
+        <w:rPr>
+          <w:b/>
+          <w:bCs/>
+        </w:rPr>
+      </w:pPr>
+    </w:p>
+    <w:p>
+      <w:pPr>
+        <w:rPr>
+          <w:b/>
+          <w:bCs/>
+        </w:rPr>
+      </w:pPr>
+    </w:p>
+    <w:p>
+      <w:pPr>
+        <w:rPr>
+          <w:b/>
+          <w:bCs/>
+        </w:rPr>
+      </w:pPr>
+    </w:p>
+    <w:p>
+      <w:pPr>
+        <w:rPr>
+          <w:b/>
+          <w:bCs/>
+        </w:rPr>
+      </w:pPr>
+      <w:r>
+        <w:rPr>
+          <w:b/>
+          <w:bCs/>
+        </w:rPr>
         <w:t>BUG 6</w:t>
       </w:r>
     </w:p>
@@ -1876,6 +1772,7 @@
         </w:numPr>
       </w:pPr>
       <w:r>
+        <w:lastRenderedPageBreak/>
         <w:t>Fill all other fields with valid data</w:t>
       </w:r>
     </w:p>
@@ -1973,27 +1870,6 @@
           <w:bCs/>
         </w:rPr>
       </w:pPr>
-      <w:r>
-        <w:rPr>
-          <w:b/>
-          <w:bCs/>
-        </w:rPr>
-        <w:t>A</w:t>
-      </w:r>
-      <w:r>
-        <w:rPr>
-          <w:b/>
-          <w:bCs/>
-        </w:rPr>
-        <w:t>t</w:t>
-      </w:r>
-      <w:r>
-        <w:rPr>
-          <w:b/>
-          <w:bCs/>
-        </w:rPr>
-        <w:t>tachments:</w:t>
-      </w:r>
     </w:p>
     <w:p/>
     <w:p/>
@@ -2021,7 +1897,6 @@
           <w:b/>
           <w:bCs/>
         </w:rPr>
-        <w:lastRenderedPageBreak/>
         <w:t>BUG 7</w:t>
       </w:r>
     </w:p>
@@ -2134,6 +2009,7 @@
         </w:numPr>
       </w:pPr>
       <w:r>
+        <w:lastRenderedPageBreak/>
         <w:t>Fill all other fields with valid data</w:t>
       </w:r>
     </w:p>
@@ -2231,27 +2107,6 @@
           <w:bCs/>
         </w:rPr>
       </w:pPr>
-      <w:r>
-        <w:rPr>
-          <w:b/>
-          <w:bCs/>
-        </w:rPr>
-        <w:t>A</w:t>
-      </w:r>
-      <w:r>
-        <w:rPr>
-          <w:b/>
-          <w:bCs/>
-        </w:rPr>
-        <w:t>t</w:t>
-      </w:r>
-      <w:r>
-        <w:rPr>
-          <w:b/>
-          <w:bCs/>
-        </w:rPr>
-        <w:t>tachments:</w:t>
-      </w:r>
     </w:p>
     <w:p/>
     <w:p/>
@@ -2280,7 +2135,6 @@
           <w:b/>
           <w:bCs/>
         </w:rPr>
-        <w:lastRenderedPageBreak/>
         <w:t>BUG 8</w:t>
       </w:r>
     </w:p>
@@ -2384,6 +2238,7 @@
         </w:numPr>
       </w:pPr>
       <w:r>
+        <w:lastRenderedPageBreak/>
         <w:t>Fill all other fields with valid data</w:t>
       </w:r>
     </w:p>
@@ -2475,13 +2330,6 @@
           <w:bCs/>
         </w:rPr>
       </w:pPr>
-      <w:r>
-        <w:rPr>
-          <w:b/>
-          <w:bCs/>
-        </w:rPr>
-        <w:t>Attachments:</w:t>
-      </w:r>
     </w:p>
     <w:p/>
     <w:p/>
@@ -2510,7 +2358,6 @@
           <w:b/>
           <w:bCs/>
         </w:rPr>
-        <w:lastRenderedPageBreak/>
         <w:t>BUG 9</w:t>
       </w:r>
     </w:p>
@@ -2606,6 +2453,7 @@
         </w:numPr>
       </w:pPr>
       <w:r>
+        <w:lastRenderedPageBreak/>
         <w:t>Navigate to Registration page</w:t>
       </w:r>
     </w:p>
@@ -2731,13 +2579,6 @@
           <w:bCs/>
         </w:rPr>
       </w:pPr>
-      <w:r>
-        <w:rPr>
-          <w:b/>
-          <w:bCs/>
-        </w:rPr>
-        <w:t>Attachments:</w:t>
-      </w:r>
     </w:p>
     <w:p/>
     <w:sectPr>
